--- a/dbs project enitites and attributes tabular form (1).docx
+++ b/dbs project enitites and attributes tabular form (1).docx
@@ -1270,7 +1270,12 @@
             <w:tcW w:w="0" w:type="auto"/>
             <w:hideMark/>
           </w:tcPr>
-          <w:p/>
+          <w:p>
+            <w:r>
+              <w:lastRenderedPageBreak/>
+              <w:t>+</w:t>
+            </w:r>
+          </w:p>
         </w:tc>
         <w:tc>
           <w:tcPr>
@@ -2904,23 +2909,7 @@
                 <w:b/>
                 <w:bCs/>
               </w:rPr>
-              <w:t>One-to-Many (</w:t>
-            </w:r>
-            <w:proofErr w:type="gramStart"/>
-            <w:r>
-              <w:rPr>
-                <w:b/>
-                <w:bCs/>
-              </w:rPr>
-              <w:t>1:N</w:t>
-            </w:r>
-            <w:proofErr w:type="gramEnd"/>
-            <w:r>
-              <w:rPr>
-                <w:b/>
-                <w:bCs/>
-              </w:rPr>
-              <w:t>)</w:t>
+              <w:t>One-to-Many (1:N)</w:t>
             </w:r>
           </w:p>
         </w:tc>
@@ -3035,23 +3024,7 @@
                 <w:b/>
                 <w:bCs/>
               </w:rPr>
-              <w:t>One-to-Many (</w:t>
-            </w:r>
-            <w:proofErr w:type="gramStart"/>
-            <w:r>
-              <w:rPr>
-                <w:b/>
-                <w:bCs/>
-              </w:rPr>
-              <w:t>1:N</w:t>
-            </w:r>
-            <w:proofErr w:type="gramEnd"/>
-            <w:r>
-              <w:rPr>
-                <w:b/>
-                <w:bCs/>
-              </w:rPr>
-              <w:t>)</w:t>
+              <w:t>One-to-Many (1:N)</w:t>
             </w:r>
           </w:p>
         </w:tc>
@@ -3169,23 +3142,7 @@
                 <w:b/>
                 <w:bCs/>
               </w:rPr>
-              <w:t>Many-to-Many (</w:t>
-            </w:r>
-            <w:proofErr w:type="gramStart"/>
-            <w:r>
-              <w:rPr>
-                <w:b/>
-                <w:bCs/>
-              </w:rPr>
-              <w:t>M:N</w:t>
-            </w:r>
-            <w:proofErr w:type="gramEnd"/>
-            <w:r>
-              <w:rPr>
-                <w:b/>
-                <w:bCs/>
-              </w:rPr>
-              <w:t>)</w:t>
+              <w:t>Many-to-Many (M:N)</w:t>
             </w:r>
           </w:p>
         </w:tc>
@@ -3282,23 +3239,7 @@
                 <w:b/>
                 <w:bCs/>
               </w:rPr>
-              <w:t>One-to-Many (</w:t>
-            </w:r>
-            <w:proofErr w:type="gramStart"/>
-            <w:r>
-              <w:rPr>
-                <w:b/>
-                <w:bCs/>
-              </w:rPr>
-              <w:t>1:N</w:t>
-            </w:r>
-            <w:proofErr w:type="gramEnd"/>
-            <w:r>
-              <w:rPr>
-                <w:b/>
-                <w:bCs/>
-              </w:rPr>
-              <w:t>)</w:t>
+              <w:t>One-to-Many (1:N)</w:t>
             </w:r>
           </w:p>
         </w:tc>
@@ -3409,23 +3350,7 @@
                 <w:b/>
                 <w:bCs/>
               </w:rPr>
-              <w:t>One-to-Many (</w:t>
-            </w:r>
-            <w:proofErr w:type="gramStart"/>
-            <w:r>
-              <w:rPr>
-                <w:b/>
-                <w:bCs/>
-              </w:rPr>
-              <w:t>1:N</w:t>
-            </w:r>
-            <w:proofErr w:type="gramEnd"/>
-            <w:r>
-              <w:rPr>
-                <w:b/>
-                <w:bCs/>
-              </w:rPr>
-              <w:t>)</w:t>
+              <w:t>One-to-Many (1:N)</w:t>
             </w:r>
           </w:p>
         </w:tc>
@@ -3467,7 +3392,7 @@
             </w:r>
             <w:proofErr w:type="spellEnd"/>
             <w:r>
-              <w:t xml:space="preserve"> junction ta</w:t>
+              <w:t xml:space="preserve"> </w:t>
             </w:r>
           </w:p>
         </w:tc>
